--- a/AI_Agents_and_Advanced_Fine_Tuning_Bootcamp/Syllabus/AI_Agents_Bootcamp_Syllabus.docx
+++ b/AI_Agents_and_Advanced_Fine_Tuning_Bootcamp/Syllabus/AI_Agents_Bootcamp_Syllabus.docx
@@ -153,7 +153,7 @@
               <w:rPr>
                 <w:sz w:val="20"/>
               </w:rPr>
-              <w:t>Sunday, June 7, 2026</w:t>
+              <w:t>Sunday, October 4, 2026</w:t>
             </w:r>
           </w:p>
         </w:tc>
@@ -471,7 +471,7 @@
               <w:rPr>
                 <w:sz w:val="20"/>
               </w:rPr>
-              <w:t>11 AM to 1 PM PST</w:t>
+              <w:t>11 AM to 1 PM PT</w:t>
             </w:r>
           </w:p>
         </w:tc>
@@ -515,7 +515,7 @@
               <w:rPr>
                 <w:sz w:val="20"/>
               </w:rPr>
-              <w:t>5 PM to 9 PM PST</w:t>
+              <w:t>5 PM to 9 PM PT</w:t>
             </w:r>
           </w:p>
         </w:tc>
@@ -559,7 +559,7 @@
               <w:rPr>
                 <w:sz w:val="20"/>
               </w:rPr>
-              <w:t>7 PM to 10 PM PST</w:t>
+              <w:t>7 PM to 10 PM PT</w:t>
             </w:r>
           </w:p>
         </w:tc>
@@ -603,7 +603,7 @@
               <w:rPr>
                 <w:sz w:val="20"/>
               </w:rPr>
-              <w:t>7 PM to 10 PM PST</w:t>
+              <w:t>7 PM to 10 PM PT</w:t>
             </w:r>
           </w:p>
         </w:tc>
@@ -647,7 +647,7 @@
               <w:rPr>
                 <w:sz w:val="20"/>
               </w:rPr>
-              <w:t>8:30 AM to 10 AM PST</w:t>
+              <w:t>8:30 AM to 10 AM PT</w:t>
             </w:r>
           </w:p>
         </w:tc>
@@ -1127,7 +1127,7 @@
           <w:color w:val="333333"/>
           <w:sz w:val="22"/>
         </w:rPr>
-        <w:t>Sunday, June 7, 2026</w:t>
+        <w:t>Sunday, October 4, 2026</w:t>
       </w:r>
     </w:p>
     <w:p>
@@ -1383,7 +1383,7 @@
           <w:color w:val="333333"/>
           <w:sz w:val="22"/>
         </w:rPr>
-        <w:t>Sunday, June 14, 2026</w:t>
+        <w:t>Sunday, October 11, 2026</w:t>
       </w:r>
     </w:p>
     <w:p>
@@ -1639,7 +1639,7 @@
           <w:color w:val="333333"/>
           <w:sz w:val="22"/>
         </w:rPr>
-        <w:t>Sunday, June 21, 2026</w:t>
+        <w:t>Sunday, October 18, 2026</w:t>
       </w:r>
     </w:p>
     <w:p>
@@ -1895,7 +1895,7 @@
           <w:color w:val="333333"/>
           <w:sz w:val="22"/>
         </w:rPr>
-        <w:t>Sunday, June 28, 2026</w:t>
+        <w:t>Sunday, October 25, 2026</w:t>
       </w:r>
     </w:p>
     <w:p>
@@ -1904,7 +1904,7 @@
           <w:color w:val="333333"/>
           <w:sz w:val="22"/>
         </w:rPr>
-        <w:t>Prompts are programs. Move from hand-crafted prompting (CO-STAR, few-shot, hallucination mitigation) to optimization frameworks that search prompt space programmatically. Cover DSPy with COPRO and MIPRO, then evolutionary approaches (GEPA, TextGrad, ORPO).</w:t>
+        <w:t>Prompts are programs. Move from hand-crafted prompting (CO-STAR, few-shot, hallucination mitigation) to optimization frameworks that search prompt space programmatically. Cover DSPy with COPRO and MIPRO, then prompt optimizers that search a larger space (GEPA, TextGrad, OPRO).</w:t>
       </w:r>
     </w:p>
     <w:p>
@@ -2056,7 +2056,7 @@
           <w:color w:val="333333"/>
           <w:sz w:val="22"/>
         </w:rPr>
-        <w:t>6. GEPA, TextGrad, and ORPO: GEPA is genetic with reflection. TextGrad treats text as a tensor and uses a critic LLM as the gradient. ORPO unifies preference optimization with reference-free training. Each fits a different stage.</w:t>
+        <w:t>6. Prompt optimizers: GEPA, TextGrad, OPRO: GEPA is genetic with reflection. TextGrad treats text as a tensor and uses a critic LLM as the gradient. OPRO uses an LLM as the optimizer: it reads the trajectory of prior prompts and their scores, then proposes better prompts. Each fits a different stage. Do not confuse OPRO with ORPO, which unifies preference optimization with reference-free training; ORPO is a preference fine-tuning method (weights, not prompts) and pairs with DPO in Week 6.</w:t>
       </w:r>
     </w:p>
     <w:p>
@@ -2175,7 +2175,7 @@
           <w:color w:val="333333"/>
           <w:sz w:val="22"/>
         </w:rPr>
-        <w:t>Sunday, July 5, 2026</w:t>
+        <w:t>Sunday, November 1, 2026</w:t>
       </w:r>
     </w:p>
     <w:p>
@@ -2455,7 +2455,7 @@
           <w:color w:val="333333"/>
           <w:sz w:val="22"/>
         </w:rPr>
-        <w:t>Sunday, July 12, 2026</w:t>
+        <w:t>Sunday, November 8, 2026</w:t>
       </w:r>
     </w:p>
     <w:p>
@@ -2735,7 +2735,7 @@
           <w:color w:val="333333"/>
           <w:sz w:val="22"/>
         </w:rPr>
-        <w:t>Sunday, July 19, 2026</w:t>
+        <w:t>Sunday, November 15, 2026</w:t>
       </w:r>
     </w:p>
     <w:p>
@@ -3015,7 +3015,7 @@
           <w:color w:val="333333"/>
           <w:sz w:val="22"/>
         </w:rPr>
-        <w:t>Sunday, July 26, 2026</w:t>
+        <w:t>Sunday, November 22, 2026</w:t>
       </w:r>
     </w:p>
     <w:p>
@@ -3271,7 +3271,7 @@
           <w:color w:val="333333"/>
           <w:sz w:val="22"/>
         </w:rPr>
-        <w:t>Sunday, August 2, 2026</w:t>
+        <w:t>Sunday, November 29, 2026</w:t>
       </w:r>
     </w:p>
     <w:p>
@@ -3280,7 +3280,7 @@
           <w:color w:val="333333"/>
           <w:sz w:val="22"/>
         </w:rPr>
-        <w:t>Agent-to-agent communication is becoming a protocol problem, not a framework problem. Cover A2A, Agent Cards, discovery via Nanda and Cisco Agency, and the security boundary. Then cover cooperation protocols: role-based, voting-based, and debate-based.</w:t>
+        <w:t>Agent-to-agent communication is becoming a protocol problem, not a framework problem. Cover A2A, Agent Cards, discovery via Nanda and Cisco's AGNTCY initiative, and the security boundary. Then cover cooperation protocols: role-based, voting-based, and debate-based.</w:t>
       </w:r>
     </w:p>
     <w:p>
@@ -3396,7 +3396,7 @@
           <w:color w:val="333333"/>
           <w:sz w:val="22"/>
         </w:rPr>
-        <w:t>3. Discovery: Nanda is a federated registry. Cisco Agency proposes a directory model with identity guarantees. Both compete for the role DNS plays for hostnames.</w:t>
+        <w:t>3. Discovery: Nanda is a federated registry. Cisco's AGNTCY initiative proposes a directory model with identity guarantees. Both compete for the role DNS plays for hostnames.</w:t>
       </w:r>
     </w:p>
     <w:p>
@@ -3539,7 +3539,7 @@
           <w:color w:val="333333"/>
           <w:sz w:val="22"/>
         </w:rPr>
-        <w:t>Sunday, August 9, 2026</w:t>
+        <w:t>Sunday, December 6, 2026</w:t>
       </w:r>
     </w:p>
     <w:p>
@@ -3819,7 +3819,7 @@
           <w:color w:val="333333"/>
           <w:sz w:val="22"/>
         </w:rPr>
-        <w:t>Sunday, August 16, 2026</w:t>
+        <w:t>Sunday, December 13, 2026</w:t>
       </w:r>
     </w:p>
     <w:p>
@@ -4087,7 +4087,7 @@
           <w:color w:val="333333"/>
           <w:sz w:val="22"/>
         </w:rPr>
-        <w:t>Sunday, August 23, 2026</w:t>
+        <w:t>Sunday, December 20, 2026</w:t>
       </w:r>
     </w:p>
     <w:p>

--- a/AI_Agents_and_Advanced_Fine_Tuning_Bootcamp/Syllabus/AI_Agents_Bootcamp_Syllabus.docx
+++ b/AI_Agents_and_Advanced_Fine_Tuning_Bootcamp/Syllabus/AI_Agents_Bootcamp_Syllabus.docx
@@ -986,7 +986,7 @@
               <w:rPr>
                 <w:sz w:val="20"/>
               </w:rPr>
-              <w:t>PCAP-Agents written exam</w:t>
+              <w:t>PCAIP-Agents written exam</w:t>
             </w:r>
           </w:p>
         </w:tc>
@@ -998,7 +998,7 @@
           <w:color w:val="333333"/>
           <w:sz w:val="22"/>
         </w:rPr>
-        <w:t>Passing grade is 70%. PCAP-Agents certificate issued on pass.</w:t>
+        <w:t>Passing grade is 70%. PCAIP-Agents certificate issued on pass.</w:t>
       </w:r>
     </w:p>
     <w:p>
